--- a/this-is-my-new-article-david/download/this-is-my-new-article-david.docx
+++ b/this-is-my-new-article-david/download/this-is-my-new-article-david.docx
@@ -112,7 +112,7 @@
         </w:p>
       </w:sdtContent>
     </w:sdt>
-    <w:bookmarkStart w:id="21" w:name="start-your-techpost-here"/>
+    <w:bookmarkStart w:id="24" w:name="this-is-my-tile-1"/>
     <w:p>
       <w:pPr>
         <w:pStyle w:val="Heading1"/>
@@ -127,7 +127,25 @@
         <w:tab/>
       </w:r>
       <w:r>
-        <w:t xml:space="preserve">Start your techpost here</w:t>
+        <w:t xml:space="preserve">This is my tile 1</w:t>
+      </w:r>
+    </w:p>
+    <w:bookmarkStart w:id="23" w:name="tile-david"/>
+    <w:p>
+      <w:pPr>
+        <w:pStyle w:val="Heading2"/>
+      </w:pPr>
+      <w:r>
+        <w:rPr>
+          <w:rStyle w:val="SectionNumber"/>
+        </w:rPr>
+        <w:t xml:space="preserve">1.1</w:t>
+      </w:r>
+      <w:r>
+        <w:tab/>
+      </w:r>
+      <w:r>
+        <w:t xml:space="preserve">Tile david</w:t>
       </w:r>
     </w:p>
     <w:p>
@@ -135,7 +153,23 @@
         <w:pStyle w:val="FirstParagraph"/>
       </w:pPr>
       <w:r>
-        <w:t xml:space="preserve">Main rules:</w:t>
+        <w:t xml:space="preserve">jkqdhqjksH</w:t>
+      </w:r>
+      <w:r>
+        <w:t xml:space="preserve"> </w:t>
+      </w:r>
+      <w:r>
+        <w:rPr>
+          <w:b/>
+          <w:bCs/>
+        </w:rPr>
+        <w:t xml:space="preserve">KLDKLJ</w:t>
+      </w:r>
+      <w:r>
+        <w:t xml:space="preserve"> </w:t>
+      </w:r>
+      <w:r>
+        <w:t xml:space="preserve">Dqs</w:t>
       </w:r>
     </w:p>
     <w:p>
@@ -147,62 +181,80 @@
         </w:numPr>
       </w:pPr>
       <w:r>
-        <w:t xml:space="preserve">One unique Level-1 title per article</w:t>
-      </w:r>
-      <w:r>
-        <w:br/>
+        <w:t xml:space="preserve">Bullet item</w:t>
       </w:r>
     </w:p>
     <w:p>
       <w:pPr>
-        <w:pStyle w:val="Compact"/>
-        <w:numPr>
-          <w:ilvl w:val="0"/>
-          <w:numId w:val="1001"/>
-        </w:numPr>
-      </w:pPr>
-      <w:r>
-        <w:t xml:space="preserve">Make sure your tables and images have captions</w:t>
-      </w:r>
-      <w:r>
-        <w:br/>
+        <w:pStyle w:val="CaptionedFigure"/>
+      </w:pPr>
+      <w:r>
+        <w:drawing>
+          <wp:inline>
+            <wp:extent cx="5334000" cy="1574352"/>
+            <wp:effectExtent b="0" l="0" r="0" t="0"/>
+            <wp:docPr descr="This is my caption" title="" id="21" name="Picture"/>
+            <a:graphic>
+              <a:graphicData uri="http://schemas.openxmlformats.org/drawingml/2006/picture">
+                <pic:pic>
+                  <pic:nvPicPr>
+                    <pic:cNvPr descr="images/this-is-my-caption-af204a.png" id="22" name="Picture"/>
+                    <pic:cNvPicPr>
+                      <a:picLocks noChangeArrowheads="1" noChangeAspect="1"/>
+                    </pic:cNvPicPr>
+                  </pic:nvPicPr>
+                  <pic:blipFill>
+                    <a:blip r:embed="rId20"/>
+                    <a:stretch>
+                      <a:fillRect/>
+                    </a:stretch>
+                  </pic:blipFill>
+                  <pic:spPr bwMode="auto">
+                    <a:xfrm>
+                      <a:off x="0" y="0"/>
+                      <a:ext cx="5334000" cy="1574352"/>
+                    </a:xfrm>
+                    <a:prstGeom prst="rect">
+                      <a:avLst/>
+                    </a:prstGeom>
+                    <a:noFill/>
+                    <a:ln w="9525">
+                      <a:noFill/>
+                      <a:headEnd/>
+                      <a:tailEnd/>
+                    </a:ln>
+                  </pic:spPr>
+                </pic:pic>
+              </a:graphicData>
+            </a:graphic>
+          </wp:inline>
+        </w:drawing>
       </w:r>
     </w:p>
     <w:p>
       <w:pPr>
-        <w:pStyle w:val="Compact"/>
-        <w:numPr>
-          <w:ilvl w:val="0"/>
-          <w:numId w:val="1001"/>
-        </w:numPr>
-      </w:pPr>
-      <w:r>
-        <w:t xml:space="preserve">Use only the supported Markdown format: more info</w:t>
-      </w:r>
-      <w:r>
-        <w:t xml:space="preserve"> </w:t>
-      </w:r>
-      <w:hyperlink r:id="rId20">
-        <w:r>
-          <w:rPr>
-            <w:rStyle w:val="Hyperlink"/>
-          </w:rPr>
-          <w:t xml:space="preserve">here</w:t>
-        </w:r>
-      </w:hyperlink>
+        <w:pStyle w:val="ImageCaption"/>
+      </w:pPr>
+      <w:r>
+        <w:t xml:space="preserve">This is my caption</w:t>
+      </w:r>
     </w:p>
     <w:p>
       <w:pPr>
-        <w:pStyle w:val="FirstParagraph"/>
-      </w:pPr>
-      <w:r>
-        <w:t xml:space="preserve">Enjoy writing.</w:t>
+        <w:pStyle w:val="BodyText"/>
+      </w:pPr>
+      <w:r>
+        <w:t xml:space="preserve">dkdhqsjd</w:t>
       </w:r>
       <w:r>
         <w:t xml:space="preserve"> </w:t>
       </w:r>
+      <w:r>
+        <w:t xml:space="preserve">lksqfkls</w:t>
+      </w:r>
     </w:p>
-    <w:bookmarkEnd w:id="21"/>
+    <w:bookmarkEnd w:id="23"/>
+    <w:bookmarkEnd w:id="24"/>
     <w:sectPr/>
   </w:body>
 </w:document>

--- a/this-is-my-new-article-david/download/this-is-my-new-article-david.docx
+++ b/this-is-my-new-article-david/download/this-is-my-new-article-david.docx
@@ -112,7 +112,7 @@
         </w:p>
       </w:sdtContent>
     </w:sdt>
-    <w:bookmarkStart w:id="24" w:name="this-is-my-tile-1"/>
+    <w:bookmarkStart w:id="21" w:name="start-your-techpost-here"/>
     <w:p>
       <w:pPr>
         <w:pStyle w:val="Heading1"/>
@@ -127,25 +127,7 @@
         <w:tab/>
       </w:r>
       <w:r>
-        <w:t xml:space="preserve">This is my tile 1</w:t>
-      </w:r>
-    </w:p>
-    <w:bookmarkStart w:id="23" w:name="tile-david"/>
-    <w:p>
-      <w:pPr>
-        <w:pStyle w:val="Heading2"/>
-      </w:pPr>
-      <w:r>
-        <w:rPr>
-          <w:rStyle w:val="SectionNumber"/>
-        </w:rPr>
-        <w:t xml:space="preserve">1.1</w:t>
-      </w:r>
-      <w:r>
-        <w:tab/>
-      </w:r>
-      <w:r>
-        <w:t xml:space="preserve">Tile david</w:t>
+        <w:t xml:space="preserve">Start your techpost here</w:t>
       </w:r>
     </w:p>
     <w:p>
@@ -153,23 +135,7 @@
         <w:pStyle w:val="FirstParagraph"/>
       </w:pPr>
       <w:r>
-        <w:t xml:space="preserve">jkqdhqjksH</w:t>
-      </w:r>
-      <w:r>
-        <w:t xml:space="preserve"> </w:t>
-      </w:r>
-      <w:r>
-        <w:rPr>
-          <w:b/>
-          <w:bCs/>
-        </w:rPr>
-        <w:t xml:space="preserve">KLDKLJ</w:t>
-      </w:r>
-      <w:r>
-        <w:t xml:space="preserve"> </w:t>
-      </w:r>
-      <w:r>
-        <w:t xml:space="preserve">Dqs</w:t>
+        <w:t xml:space="preserve">Main rules:</w:t>
       </w:r>
     </w:p>
     <w:p>
@@ -181,80 +147,62 @@
         </w:numPr>
       </w:pPr>
       <w:r>
-        <w:t xml:space="preserve">Bullet item</w:t>
+        <w:t xml:space="preserve">One unique Level-1 title per article</w:t>
+      </w:r>
+      <w:r>
+        <w:br/>
       </w:r>
     </w:p>
     <w:p>
       <w:pPr>
-        <w:pStyle w:val="CaptionedFigure"/>
-      </w:pPr>
-      <w:r>
-        <w:drawing>
-          <wp:inline>
-            <wp:extent cx="5334000" cy="1574352"/>
-            <wp:effectExtent b="0" l="0" r="0" t="0"/>
-            <wp:docPr descr="This is my caption" title="" id="21" name="Picture"/>
-            <a:graphic>
-              <a:graphicData uri="http://schemas.openxmlformats.org/drawingml/2006/picture">
-                <pic:pic>
-                  <pic:nvPicPr>
-                    <pic:cNvPr descr="images/this-is-my-caption-af204a.png" id="22" name="Picture"/>
-                    <pic:cNvPicPr>
-                      <a:picLocks noChangeArrowheads="1" noChangeAspect="1"/>
-                    </pic:cNvPicPr>
-                  </pic:nvPicPr>
-                  <pic:blipFill>
-                    <a:blip r:embed="rId20"/>
-                    <a:stretch>
-                      <a:fillRect/>
-                    </a:stretch>
-                  </pic:blipFill>
-                  <pic:spPr bwMode="auto">
-                    <a:xfrm>
-                      <a:off x="0" y="0"/>
-                      <a:ext cx="5334000" cy="1574352"/>
-                    </a:xfrm>
-                    <a:prstGeom prst="rect">
-                      <a:avLst/>
-                    </a:prstGeom>
-                    <a:noFill/>
-                    <a:ln w="9525">
-                      <a:noFill/>
-                      <a:headEnd/>
-                      <a:tailEnd/>
-                    </a:ln>
-                  </pic:spPr>
-                </pic:pic>
-              </a:graphicData>
-            </a:graphic>
-          </wp:inline>
-        </w:drawing>
+        <w:pStyle w:val="Compact"/>
+        <w:numPr>
+          <w:ilvl w:val="0"/>
+          <w:numId w:val="1001"/>
+        </w:numPr>
+      </w:pPr>
+      <w:r>
+        <w:t xml:space="preserve">Make sure your tables and images have captions</w:t>
+      </w:r>
+      <w:r>
+        <w:br/>
       </w:r>
     </w:p>
     <w:p>
       <w:pPr>
-        <w:pStyle w:val="ImageCaption"/>
-      </w:pPr>
-      <w:r>
-        <w:t xml:space="preserve">This is my caption</w:t>
-      </w:r>
+        <w:pStyle w:val="Compact"/>
+        <w:numPr>
+          <w:ilvl w:val="0"/>
+          <w:numId w:val="1001"/>
+        </w:numPr>
+      </w:pPr>
+      <w:r>
+        <w:t xml:space="preserve">Use only the supported Markdown format: more info</w:t>
+      </w:r>
+      <w:r>
+        <w:t xml:space="preserve"> </w:t>
+      </w:r>
+      <w:hyperlink r:id="rId20">
+        <w:r>
+          <w:rPr>
+            <w:rStyle w:val="Hyperlink"/>
+          </w:rPr>
+          <w:t xml:space="preserve">here</w:t>
+        </w:r>
+      </w:hyperlink>
     </w:p>
     <w:p>
       <w:pPr>
-        <w:pStyle w:val="BodyText"/>
-      </w:pPr>
-      <w:r>
-        <w:t xml:space="preserve">dkdhqsjd</w:t>
+        <w:pStyle w:val="FirstParagraph"/>
+      </w:pPr>
+      <w:r>
+        <w:t xml:space="preserve">Enjoy writing.</w:t>
       </w:r>
       <w:r>
         <w:t xml:space="preserve"> </w:t>
       </w:r>
-      <w:r>
-        <w:t xml:space="preserve">lksqfkls</w:t>
-      </w:r>
     </w:p>
-    <w:bookmarkEnd w:id="23"/>
-    <w:bookmarkEnd w:id="24"/>
+    <w:bookmarkEnd w:id="21"/>
     <w:sectPr/>
   </w:body>
 </w:document>

--- a/this-is-my-new-article-david/download/this-is-my-new-article-david.docx
+++ b/this-is-my-new-article-david/download/this-is-my-new-article-david.docx
@@ -112,7 +112,7 @@
         </w:p>
       </w:sdtContent>
     </w:sdt>
-    <w:bookmarkStart w:id="21" w:name="start-your-techpost-here"/>
+    <w:bookmarkStart w:id="25" w:name="this-is-my-tile-1"/>
     <w:p>
       <w:pPr>
         <w:pStyle w:val="Heading1"/>
@@ -127,7 +127,25 @@
         <w:tab/>
       </w:r>
       <w:r>
-        <w:t xml:space="preserve">Start your techpost here</w:t>
+        <w:t xml:space="preserve">This is my tile 1</w:t>
+      </w:r>
+    </w:p>
+    <w:bookmarkStart w:id="24" w:name="tile-david"/>
+    <w:p>
+      <w:pPr>
+        <w:pStyle w:val="Heading2"/>
+      </w:pPr>
+      <w:r>
+        <w:rPr>
+          <w:rStyle w:val="SectionNumber"/>
+        </w:rPr>
+        <w:t xml:space="preserve">1.1</w:t>
+      </w:r>
+      <w:r>
+        <w:tab/>
+      </w:r>
+      <w:r>
+        <w:t xml:space="preserve">Tile david</w:t>
       </w:r>
     </w:p>
     <w:p>
@@ -135,7 +153,23 @@
         <w:pStyle w:val="FirstParagraph"/>
       </w:pPr>
       <w:r>
-        <w:t xml:space="preserve">Main rules:</w:t>
+        <w:t xml:space="preserve">jkqdhqjksH</w:t>
+      </w:r>
+      <w:r>
+        <w:t xml:space="preserve"> </w:t>
+      </w:r>
+      <w:r>
+        <w:rPr>
+          <w:b/>
+          <w:bCs/>
+        </w:rPr>
+        <w:t xml:space="preserve">KLDKLJ</w:t>
+      </w:r>
+      <w:r>
+        <w:t xml:space="preserve"> </w:t>
+      </w:r>
+      <w:r>
+        <w:t xml:space="preserve">Dqs</w:t>
       </w:r>
     </w:p>
     <w:p>
@@ -147,62 +181,108 @@
         </w:numPr>
       </w:pPr>
       <w:r>
-        <w:t xml:space="preserve">One unique Level-1 title per article</w:t>
-      </w:r>
-      <w:r>
-        <w:br/>
+        <w:t xml:space="preserve">Bullet item</w:t>
       </w:r>
     </w:p>
     <w:p>
       <w:pPr>
-        <w:pStyle w:val="Compact"/>
-        <w:numPr>
-          <w:ilvl w:val="0"/>
-          <w:numId w:val="1001"/>
-        </w:numPr>
-      </w:pPr>
-      <w:r>
-        <w:t xml:space="preserve">Make sure your tables and images have captions</w:t>
-      </w:r>
-      <w:r>
-        <w:br/>
+        <w:pStyle w:val="CaptionedFigure"/>
+      </w:pPr>
+      <w:r>
+        <w:drawing>
+          <wp:inline>
+            <wp:extent cx="5334000" cy="1574352"/>
+            <wp:effectExtent b="0" l="0" r="0" t="0"/>
+            <wp:docPr descr="This is my caption" title="" id="21" name="Picture"/>
+            <a:graphic>
+              <a:graphicData uri="http://schemas.openxmlformats.org/drawingml/2006/picture">
+                <pic:pic>
+                  <pic:nvPicPr>
+                    <pic:cNvPr descr="images/this-is-my-caption-af204a.png" id="22" name="Picture"/>
+                    <pic:cNvPicPr>
+                      <a:picLocks noChangeArrowheads="1" noChangeAspect="1"/>
+                    </pic:cNvPicPr>
+                  </pic:nvPicPr>
+                  <pic:blipFill>
+                    <a:blip r:embed="rId20"/>
+                    <a:stretch>
+                      <a:fillRect/>
+                    </a:stretch>
+                  </pic:blipFill>
+                  <pic:spPr bwMode="auto">
+                    <a:xfrm>
+                      <a:off x="0" y="0"/>
+                      <a:ext cx="5334000" cy="1574352"/>
+                    </a:xfrm>
+                    <a:prstGeom prst="rect">
+                      <a:avLst/>
+                    </a:prstGeom>
+                    <a:noFill/>
+                    <a:ln w="9525">
+                      <a:noFill/>
+                      <a:headEnd/>
+                      <a:tailEnd/>
+                    </a:ln>
+                  </pic:spPr>
+                </pic:pic>
+              </a:graphicData>
+            </a:graphic>
+          </wp:inline>
+        </w:drawing>
       </w:r>
     </w:p>
     <w:p>
       <w:pPr>
-        <w:pStyle w:val="Compact"/>
-        <w:numPr>
-          <w:ilvl w:val="0"/>
-          <w:numId w:val="1001"/>
-        </w:numPr>
-      </w:pPr>
-      <w:r>
-        <w:t xml:space="preserve">Use only the supported Markdown format: more info</w:t>
-      </w:r>
-      <w:r>
-        <w:t xml:space="preserve"> </w:t>
-      </w:r>
-      <w:hyperlink r:id="rId20">
-        <w:r>
-          <w:rPr>
-            <w:rStyle w:val="Hyperlink"/>
-          </w:rPr>
-          <w:t xml:space="preserve">here</w:t>
-        </w:r>
-      </w:hyperlink>
+        <w:pStyle w:val="ImageCaption"/>
+      </w:pPr>
+      <w:r>
+        <w:t xml:space="preserve">This is my caption</w:t>
+      </w:r>
     </w:p>
     <w:p>
       <w:pPr>
+        <w:pStyle w:val="SourceCode"/>
+      </w:pPr>
+      <w:r>
+        <w:rPr>
+          <w:rStyle w:val="VerbatimChar"/>
+        </w:rPr>
+        <w:t xml:space="preserve">dkdhqsjd</w:t>
+      </w:r>
+      <w:r>
+        <w:br/>
+      </w:r>
+      <w:r>
+        <w:rPr>
+          <w:rStyle w:val="VerbatimChar"/>
+        </w:rPr>
+        <w:t xml:space="preserve">lksqfkls </w:t>
+      </w:r>
+    </w:p>
+    <w:p>
+      <w:pPr>
         <w:pStyle w:val="FirstParagraph"/>
       </w:pPr>
       <w:r>
-        <w:t xml:space="preserve">Enjoy writing.</w:t>
-      </w:r>
-      <w:r>
-        <w:t xml:space="preserve"> </w:t>
+        <w:t xml:space="preserve">David</w:t>
       </w:r>
     </w:p>
-    <w:bookmarkEnd w:id="21"/>
+    <w:p>
+      <w:pPr>
+        <w:pStyle w:val="BodyText"/>
+      </w:pPr>
+      <w:r>
+        <w:t xml:space="preserve">Footnote</w:t>
+      </w:r>
+      <w:r>
+        <w:rPr>
+          <w:rStyle w:val="FootnoteReference"/>
+        </w:rPr>
+        <w:footnoteReference w:id="23"/>
+      </w:r>
+    </w:p>
+    <w:bookmarkEnd w:id="24"/>
+    <w:bookmarkEnd w:id="25"/>
     <w:sectPr/>
   </w:body>
 </w:document>
@@ -225,6 +305,25 @@
     <w:p>
       <w:r>
         <w:separator/>
+      </w:r>
+    </w:p>
+  </w:footnote>
+  <w:footnote w:id="23">
+    <w:p>
+      <w:pPr>
+        <w:pStyle w:val="FootnoteText"/>
+      </w:pPr>
+      <w:r>
+        <w:rPr>
+          <w:rStyle w:val="FootnoteReference"/>
+        </w:rPr>
+        <w:footnoteRef/>
+      </w:r>
+      <w:r>
+        <w:t xml:space="preserve"> </w:t>
+      </w:r>
+      <w:r>
+        <w:t xml:space="preserve">Footnote text. Move it in the bottom of the page</w:t>
       </w:r>
     </w:p>
   </w:footnote>
